--- a/rapports/2026-06-06/EQ22/EQ22_sup_v2/DR_malforme_1_24101E_11/74-72-01-87.docx
+++ b/rapports/2026-06-06/EQ22/EQ22_sup_v2/DR_malforme_1_24101E_11/74-72-01-87.docx
@@ -297,7 +297,7 @@
           <w:color w:val="1F6FEB"/>
           <w:sz w:val="22"/>
         </w:rPr>
-        <w:t>⚠ INCOHÉRENCES À CORRIGER (71)</w:t>
+        <w:t>⚠ INCOHÉRENCES À CORRIGER (69)</w:t>
       </w:r>
     </w:p>
     <w:tbl>
@@ -608,7 +608,7 @@
                 <w:i w:val="0"/>
                 <w:sz w:val="16"/>
               </w:rPr>
-              <w:t>S02</w:t>
+              <w:t>S04</w:t>
               <w:br/>
             </w:r>
             <w:r>
@@ -618,7 +618,7 @@
                 <w:color w:val="64748B"/>
                 <w:sz w:val="14"/>
               </w:rPr>
-              <w:t>Éducation</w:t>
+              <w:t>Emploi</w:t>
             </w:r>
           </w:p>
         </w:tc>
@@ -634,7 +634,7 @@
                 <w:color w:val="16A34A"/>
                 <w:sz w:val="16"/>
               </w:rPr>
-              <w:t>—</w:t>
+              <w:t>s00q08, s01q35, s01q36, s01q37, s02q01__3, s02q02__3, s03q21, s04q22</w:t>
             </w:r>
           </w:p>
         </w:tc>
@@ -665,7 +665,7 @@
                 <w:i w:val="0"/>
                 <w:sz w:val="17"/>
               </w:rPr>
-              <w:t>Incohérence!!! seulement les écoles privées paient les frais de scolarité (y compris les frais d'inscription).</w:t>
+              <w:t>Incoherent!!! Le secteur institutionnel de BAYE MOCTAR KA est incoherent, prière de corriger ou confirmer cette information auprès du ménage.</w:t>
             </w:r>
           </w:p>
         </w:tc>
@@ -724,7 +724,7 @@
                 <w:color w:val="16A34A"/>
                 <w:sz w:val="16"/>
               </w:rPr>
-              <w:t>s00q08, s01q35, s01q36, s01q37, s02q01__3, s02q02__3, s03q21, s04q22</w:t>
+              <w:t>s00q14, s00q16, s00q18, s01q39, s01q42__1, s01q42__2, s02q30, s02q34</w:t>
             </w:r>
           </w:p>
         </w:tc>
@@ -755,7 +755,7 @@
                 <w:i w:val="0"/>
                 <w:sz w:val="17"/>
               </w:rPr>
-              <w:t>Incoherent!!! Le secteur institutionnel de BAYE MOCTAR KA est incoherent, prière de corriger ou confirmer cette information auprès du ménage.</w:t>
+              <w:t>Avertissement! BAYE MOCTAR KA travaille principalement dans l'agriculture ou élevage ou pêche et le secteur institutionnel déclaré semble  incohérent, prière de corriger ou confirmer avec le QG.</w:t>
             </w:r>
           </w:p>
         </w:tc>
@@ -788,7 +788,7 @@
                 <w:i w:val="0"/>
                 <w:sz w:val="16"/>
               </w:rPr>
-              <w:t>S04</w:t>
+              <w:t>S07</w:t>
               <w:br/>
             </w:r>
             <w:r>
@@ -798,7 +798,7 @@
                 <w:color w:val="64748B"/>
                 <w:sz w:val="14"/>
               </w:rPr>
-              <w:t>Emploi</w:t>
+              <w:t>Consommation alimentaire</w:t>
             </w:r>
           </w:p>
         </w:tc>
@@ -814,7 +814,7 @@
                 <w:color w:val="16A34A"/>
                 <w:sz w:val="16"/>
               </w:rPr>
-              <w:t>s00q14, s00q16, s00q18, s01q39, s01q42__1, s01q42__2, s02q30, s02q34</w:t>
+              <w:t>s00q27, s01q03a, s01q03b, s01q03c, s02q04, s03q14, s04q15, s04q16</w:t>
             </w:r>
           </w:p>
         </w:tc>
@@ -845,7 +845,7 @@
                 <w:i w:val="0"/>
                 <w:sz w:val="17"/>
               </w:rPr>
-              <w:t>Avertissement! BAYE MOCTAR KA travaille principalement dans l'agriculture ou élevage ou pêche et le secteur institutionnel déclaré semble  incohérent, prière de corriger ou confirmer avec le QG.</w:t>
+              <w:t>Incohérence!! Dans ce ménage, chaque individus consomme par jour .5408164 Kg  de cereale; Prière de vérifier les quantités prises des produits cérealiers (de Riz local Gambiaka à Autres semoules de céréales) auprès du ménage ou confirmer avec le QG.</w:t>
             </w:r>
           </w:p>
         </w:tc>
@@ -878,7 +878,7 @@
                 <w:i w:val="0"/>
                 <w:sz w:val="16"/>
               </w:rPr>
-              <w:t>S07</w:t>
+              <w:t>S16</w:t>
               <w:br/>
             </w:r>
             <w:r>
@@ -888,7 +888,7 @@
                 <w:color w:val="64748B"/>
                 <w:sz w:val="14"/>
               </w:rPr>
-              <w:t>Consommation alimentaire</w:t>
+              <w:t>Agriculture</w:t>
             </w:r>
           </w:p>
         </w:tc>
@@ -904,7 +904,7 @@
                 <w:color w:val="16A34A"/>
                 <w:sz w:val="16"/>
               </w:rPr>
-              <w:t>s00q27, s01q03a, s01q03b, s01q03c, s02q04, s03q14, s04q15, s04q16</w:t>
+              <w:t>s02q02__1, s02q15, s02q17, s03q16, s04q27, s04q43, s04q63, s05q11</w:t>
             </w:r>
           </w:p>
         </w:tc>
@@ -935,7 +935,7 @@
                 <w:i w:val="0"/>
                 <w:sz w:val="17"/>
               </w:rPr>
-              <w:t>Incohérence!! Dans ce ménage, chaque individus consomme par jour .5408164 Kg  de cereale; Prière de vérifier les quantités prises des produits cérealiers (de Riz local Gambiaka à Autres semoules de céréales) auprès du ménage ou confirmer avec le QG.</w:t>
+              <w:t>Le ménage envisage de vendre 1 Sac (100 Kg) de Mil à 250 FCFA qui semble incoherent, prière de corriger cette incoherenceLe prix de vente d'un kg de Mil est de 12000 FCFA qui semble élevé, prière de verifier le montant tiré de la vente (24000 FCFA) de Mil auprès de l'enquêté ou confirmer.</w:t>
             </w:r>
           </w:p>
         </w:tc>
@@ -950,10 +950,10 @@
               <w:rPr>
                 <w:b/>
                 <w:i w:val="0"/>
-                <w:color w:val="DC2626"/>
+                <w:color w:val="EA580C"/>
                 <w:sz w:val="16"/>
               </w:rPr>
-              <w:t>Haute</w:t>
+              <w:t>Moyenne</w:t>
             </w:r>
           </w:p>
         </w:tc>
@@ -968,7 +968,7 @@
                 <w:i w:val="0"/>
                 <w:sz w:val="16"/>
               </w:rPr>
-              <w:t>S16</w:t>
+              <w:t>S00</w:t>
               <w:br/>
             </w:r>
             <w:r>
@@ -978,7 +978,7 @@
                 <w:color w:val="64748B"/>
                 <w:sz w:val="14"/>
               </w:rPr>
-              <w:t>Agriculture</w:t>
+              <w:t>Identification</w:t>
             </w:r>
           </w:p>
         </w:tc>
@@ -994,7 +994,7 @@
                 <w:color w:val="16A34A"/>
                 <w:sz w:val="16"/>
               </w:rPr>
-              <w:t>s02q02__1, s02q15, s02q17, s03q16, s04q27, s04q43, s04q63, s05q11</w:t>
+              <w:t>—</w:t>
             </w:r>
           </w:p>
         </w:tc>
@@ -1025,7 +1025,7 @@
                 <w:i w:val="0"/>
                 <w:sz w:val="17"/>
               </w:rPr>
-              <w:t>Le ménage envisage de vendre 1 Sac (100 Kg) de Mil à 250 FCFA qui semble incoherent, prière de corriger cette incoherenceLe prix de vente d'un kg de Mil est de 12000 FCFA qui semble élevé, prière de verifier le montant tiré de la vente (24000 FCFA) de Mil auprès de l'enquêté ou confirmer.</w:t>
+              <w:t>Il est obligatoire de prendre les coordonnées Gps avant d'administrer le questionnaire.</w:t>
             </w:r>
           </w:p>
         </w:tc>
@@ -1115,7 +1115,7 @@
                 <w:i w:val="0"/>
                 <w:sz w:val="17"/>
               </w:rPr>
-              <w:t>Il est obligatoire de prendre les coordonnées Gps avant d'administrer le questionnaire.</w:t>
+              <w:t>Prière de prendre les coordonnées GPS.</w:t>
             </w:r>
           </w:p>
         </w:tc>
@@ -1205,7 +1205,7 @@
                 <w:i w:val="0"/>
                 <w:sz w:val="17"/>
               </w:rPr>
-              <w:t>Prière de prendre les coordonnées GPS.</w:t>
+              <w:t>L'adresse ou la localisation du ménage doit être bien renseignée, ne doit pas contenir des numéros de téléphone et elle semble courte pour être une adresse.</w:t>
             </w:r>
           </w:p>
         </w:tc>
@@ -1295,7 +1295,7 @@
                 <w:i w:val="0"/>
                 <w:sz w:val="17"/>
               </w:rPr>
-              <w:t>L'adresse ou la localisation du ménage doit être bien renseignée, ne doit pas contenir des numéros de téléphone et elle semble courte pour être une adresse.</w:t>
+              <w:t>Prière de renseigner la bonne adresse.</w:t>
             </w:r>
           </w:p>
         </w:tc>
@@ -1328,7 +1328,7 @@
                 <w:i w:val="0"/>
                 <w:sz w:val="16"/>
               </w:rPr>
-              <w:t>S00</w:t>
+              <w:t>S01</w:t>
               <w:br/>
             </w:r>
             <w:r>
@@ -1338,7 +1338,7 @@
                 <w:color w:val="64748B"/>
                 <w:sz w:val="14"/>
               </w:rPr>
-              <w:t>Identification</w:t>
+              <w:t>Démographie</w:t>
             </w:r>
           </w:p>
         </w:tc>
@@ -1385,7 +1385,7 @@
                 <w:i w:val="0"/>
                 <w:sz w:val="17"/>
               </w:rPr>
-              <w:t>Prière de renseigner la bonne adresse.</w:t>
+              <w:t>Prière de verifier l'information donnée par BAYE MOCTAR KA ou corriger au niveau de la section 1.</w:t>
             </w:r>
           </w:p>
         </w:tc>
@@ -1475,187 +1475,7 @@
                 <w:i w:val="0"/>
                 <w:sz w:val="17"/>
               </w:rPr>
-              <w:t>Prière de verifier l'information donnée par BAYE MOCTAR KA ou corriger au niveau de la section 1.</w:t>
-            </w:r>
-          </w:p>
-        </w:tc>
-      </w:tr>
-      <w:tr>
-        <w:tc>
-          <w:tcPr>
-            <w:tcW w:type="dxa" w:w="964"/>
-          </w:tcPr>
-          <w:p>
-            <w:r>
-              <w:rPr>
-                <w:b/>
-                <w:i w:val="0"/>
-                <w:color w:val="EA580C"/>
-                <w:sz w:val="16"/>
-              </w:rPr>
-              <w:t>Moyenne</w:t>
-            </w:r>
-          </w:p>
-        </w:tc>
-        <w:tc>
-          <w:tcPr>
-            <w:tcW w:type="dxa" w:w="1247"/>
-          </w:tcPr>
-          <w:p>
-            <w:r>
-              <w:rPr>
-                <w:b/>
-                <w:i w:val="0"/>
-                <w:sz w:val="16"/>
-              </w:rPr>
-              <w:t>S01</w:t>
-              <w:br/>
-            </w:r>
-            <w:r>
-              <w:rPr>
-                <w:b w:val="0"/>
-                <w:i w:val="0"/>
-                <w:color w:val="64748B"/>
-                <w:sz w:val="14"/>
-              </w:rPr>
-              <w:t>Démographie</w:t>
-            </w:r>
-          </w:p>
-        </w:tc>
-        <w:tc>
-          <w:tcPr>
-            <w:tcW w:type="dxa" w:w="1531"/>
-          </w:tcPr>
-          <w:p>
-            <w:r>
-              <w:rPr>
-                <w:b/>
-                <w:i w:val="0"/>
-                <w:color w:val="16A34A"/>
-                <w:sz w:val="16"/>
-              </w:rPr>
-              <w:t>—</w:t>
-            </w:r>
-          </w:p>
-        </w:tc>
-        <w:tc>
-          <w:tcPr>
-            <w:tcW w:type="dxa" w:w="1191"/>
-          </w:tcPr>
-          <w:p>
-            <w:r>
-              <w:rPr>
-                <w:b w:val="0"/>
-                <w:i w:val="0"/>
-                <w:color w:val="64748B"/>
-                <w:sz w:val="16"/>
-              </w:rPr>
-              <w:t>GT-CQ</w:t>
-            </w:r>
-          </w:p>
-        </w:tc>
-        <w:tc>
-          <w:tcPr>
-            <w:tcW w:type="dxa" w:w="4706"/>
-          </w:tcPr>
-          <w:p>
-            <w:r>
-              <w:rPr>
-                <w:b w:val="0"/>
-                <w:i w:val="0"/>
-                <w:sz w:val="17"/>
-              </w:rPr>
               <w:t>Prière de verifier l'information donnée par TIDIANE KA ou corriger au niveau de la section 1.</w:t>
-            </w:r>
-          </w:p>
-        </w:tc>
-      </w:tr>
-      <w:tr>
-        <w:tc>
-          <w:tcPr>
-            <w:tcW w:type="dxa" w:w="964"/>
-          </w:tcPr>
-          <w:p>
-            <w:r>
-              <w:rPr>
-                <w:b/>
-                <w:i w:val="0"/>
-                <w:color w:val="EA580C"/>
-                <w:sz w:val="16"/>
-              </w:rPr>
-              <w:t>Moyenne</w:t>
-            </w:r>
-          </w:p>
-        </w:tc>
-        <w:tc>
-          <w:tcPr>
-            <w:tcW w:type="dxa" w:w="1247"/>
-          </w:tcPr>
-          <w:p>
-            <w:r>
-              <w:rPr>
-                <w:b/>
-                <w:i w:val="0"/>
-                <w:sz w:val="16"/>
-              </w:rPr>
-              <w:t>S02</w:t>
-              <w:br/>
-            </w:r>
-            <w:r>
-              <w:rPr>
-                <w:b w:val="0"/>
-                <w:i w:val="0"/>
-                <w:color w:val="64748B"/>
-                <w:sz w:val="14"/>
-              </w:rPr>
-              <w:t>Éducation</w:t>
-            </w:r>
-          </w:p>
-        </w:tc>
-        <w:tc>
-          <w:tcPr>
-            <w:tcW w:type="dxa" w:w="1531"/>
-          </w:tcPr>
-          <w:p>
-            <w:r>
-              <w:rPr>
-                <w:b/>
-                <w:i w:val="0"/>
-                <w:color w:val="16A34A"/>
-                <w:sz w:val="16"/>
-              </w:rPr>
-              <w:t>—</w:t>
-            </w:r>
-          </w:p>
-        </w:tc>
-        <w:tc>
-          <w:tcPr>
-            <w:tcW w:type="dxa" w:w="1191"/>
-          </w:tcPr>
-          <w:p>
-            <w:r>
-              <w:rPr>
-                <w:b w:val="0"/>
-                <w:i w:val="0"/>
-                <w:color w:val="64748B"/>
-                <w:sz w:val="16"/>
-              </w:rPr>
-              <w:t>GT-CQ</w:t>
-            </w:r>
-          </w:p>
-        </w:tc>
-        <w:tc>
-          <w:tcPr>
-            <w:tcW w:type="dxa" w:w="4706"/>
-          </w:tcPr>
-          <w:p>
-            <w:r>
-              <w:rPr>
-                <w:b w:val="0"/>
-                <w:i w:val="0"/>
-                <w:sz w:val="17"/>
-              </w:rPr>
-              <w:t>veuillez, s'il vous plait, confirmer les frais de scolarité ( 1000 FCFA) payée de MAME COUMBA DIOP avec le QG ou apporter les corrections nécessaires.</w:t>
             </w:r>
           </w:p>
         </w:tc>
